--- a/docs/33-external-api-integration.docx
+++ b/docs/33-external-api-integration.docx
@@ -4940,7 +4940,600 @@
         <w:pStyle w:val="Heading1"/>
       </w:pPr>
       <w:r>
-        <w:t>8. Send messages to multiple groups with jitter</w:t>
+        <w:t>8. Get analytics for multiple groups</w:t>
+      </w:r>
+    </w:p>
+    <w:p>
+      <w:r>
+        <w:rPr>
+          <w:b/>
+        </w:rPr>
+        <w:t>Method:</w:t>
+      </w:r>
+      <w:r>
+        <w:t xml:space="preserve"> </w:t>
+      </w:r>
+      <w:r>
+        <w:rPr>
+          <w:rFonts w:ascii="Consolas" w:hAnsi="Consolas"/>
+          <w:color w:val="224B78"/>
+          <w:sz w:val="18"/>
+        </w:rPr>
+        <w:t>POST</w:t>
+      </w:r>
+    </w:p>
+    <w:p>
+      <w:r>
+        <w:rPr>
+          <w:b/>
+        </w:rPr>
+        <w:t>Production URL:</w:t>
+      </w:r>
+    </w:p>
+    <w:p>
+      <w:pPr>
+        <w:pStyle w:val="NoSpacing"/>
+        <w:ind w:left="288" w:right="288"/>
+        <w:shd w:fill="F2F2F2"/>
+      </w:pPr>
+      <w:r>
+        <w:rPr>
+          <w:rFonts w:ascii="Consolas" w:hAnsi="Consolas"/>
+          <w:sz w:val="16"/>
+        </w:rPr>
+        <w:t>https://mcp.chimple.net/openwa/api/sessions/57c032a1-a20d-4849-aa6a-eaeac756883a/stats/groups</w:t>
+      </w:r>
+    </w:p>
+    <w:p>
+      <w:pPr>
+        <w:pStyle w:val="Heading2"/>
+      </w:pPr>
+      <w:r>
+        <w:t>Required parameters</w:t>
+      </w:r>
+    </w:p>
+    <w:tbl>
+      <w:tblPr>
+        <w:tblStyle w:val="TableGrid"/>
+        <w:tblW w:type="auto" w:w="0"/>
+        <w:tblLook w:firstColumn="1" w:firstRow="1" w:lastColumn="0" w:lastRow="0" w:noHBand="0" w:noVBand="1" w:val="04A0"/>
+      </w:tblPr>
+      <w:tblGrid>
+        <w:gridCol w:w="2045"/>
+        <w:gridCol w:w="2045"/>
+        <w:gridCol w:w="2045"/>
+        <w:gridCol w:w="2045"/>
+        <w:gridCol w:w="2045"/>
+      </w:tblGrid>
+      <w:tr>
+        <w:tc>
+          <w:tcPr>
+            <w:tcW w:type="dxa" w:w="2045"/>
+            <w:shd w:fill="1F4E78"/>
+          </w:tcPr>
+          <w:p>
+            <w:r>
+              <w:rPr>
+                <w:b/>
+                <w:color w:val="FFFFFF"/>
+              </w:rPr>
+            </w:r>
+            <w:r>
+              <w:rPr>
+                <w:b/>
+                <w:color w:val="FFFFFF"/>
+              </w:rPr>
+              <w:t>Parameter</w:t>
+            </w:r>
+          </w:p>
+        </w:tc>
+        <w:tc>
+          <w:tcPr>
+            <w:tcW w:type="dxa" w:w="2045"/>
+            <w:shd w:fill="1F4E78"/>
+          </w:tcPr>
+          <w:p>
+            <w:r>
+              <w:rPr>
+                <w:b/>
+                <w:color w:val="FFFFFF"/>
+              </w:rPr>
+            </w:r>
+            <w:r>
+              <w:rPr>
+                <w:b/>
+                <w:color w:val="FFFFFF"/>
+              </w:rPr>
+              <w:t>Location</w:t>
+            </w:r>
+          </w:p>
+        </w:tc>
+        <w:tc>
+          <w:tcPr>
+            <w:tcW w:type="dxa" w:w="2045"/>
+            <w:shd w:fill="1F4E78"/>
+          </w:tcPr>
+          <w:p>
+            <w:r>
+              <w:rPr>
+                <w:b/>
+                <w:color w:val="FFFFFF"/>
+              </w:rPr>
+            </w:r>
+            <w:r>
+              <w:rPr>
+                <w:b/>
+                <w:color w:val="FFFFFF"/>
+              </w:rPr>
+              <w:t>Type</w:t>
+            </w:r>
+          </w:p>
+        </w:tc>
+        <w:tc>
+          <w:tcPr>
+            <w:tcW w:type="dxa" w:w="2045"/>
+            <w:shd w:fill="1F4E78"/>
+          </w:tcPr>
+          <w:p>
+            <w:r>
+              <w:rPr>
+                <w:b/>
+                <w:color w:val="FFFFFF"/>
+              </w:rPr>
+            </w:r>
+            <w:r>
+              <w:rPr>
+                <w:b/>
+                <w:color w:val="FFFFFF"/>
+              </w:rPr>
+              <w:t>Required</w:t>
+            </w:r>
+          </w:p>
+        </w:tc>
+        <w:tc>
+          <w:tcPr>
+            <w:tcW w:type="dxa" w:w="2045"/>
+            <w:shd w:fill="1F4E78"/>
+          </w:tcPr>
+          <w:p>
+            <w:r>
+              <w:rPr>
+                <w:b/>
+                <w:color w:val="FFFFFF"/>
+              </w:rPr>
+            </w:r>
+            <w:r>
+              <w:rPr>
+                <w:b/>
+                <w:color w:val="FFFFFF"/>
+              </w:rPr>
+              <w:t>Description</w:t>
+            </w:r>
+          </w:p>
+        </w:tc>
+      </w:tr>
+      <w:tr>
+        <w:tc>
+          <w:tcPr>
+            <w:tcW w:type="dxa" w:w="2045"/>
+          </w:tcPr>
+          <w:p>
+            <w:r/>
+            <w:r>
+              <w:rPr>
+                <w:rFonts w:ascii="Consolas" w:hAnsi="Consolas"/>
+                <w:color w:val="224B78"/>
+                <w:sz w:val="18"/>
+              </w:rPr>
+              <w:t>X-API-Key</w:t>
+            </w:r>
+          </w:p>
+        </w:tc>
+        <w:tc>
+          <w:tcPr>
+            <w:tcW w:type="dxa" w:w="2045"/>
+          </w:tcPr>
+          <w:p>
+            <w:r/>
+            <w:r>
+              <w:t>Header</w:t>
+            </w:r>
+          </w:p>
+        </w:tc>
+        <w:tc>
+          <w:tcPr>
+            <w:tcW w:type="dxa" w:w="2045"/>
+          </w:tcPr>
+          <w:p>
+            <w:r/>
+            <w:r>
+              <w:t>String</w:t>
+            </w:r>
+          </w:p>
+        </w:tc>
+        <w:tc>
+          <w:tcPr>
+            <w:tcW w:type="dxa" w:w="2045"/>
+          </w:tcPr>
+          <w:p>
+            <w:r/>
+            <w:r>
+              <w:t>Yes</w:t>
+            </w:r>
+          </w:p>
+        </w:tc>
+        <w:tc>
+          <w:tcPr>
+            <w:tcW w:type="dxa" w:w="2045"/>
+          </w:tcPr>
+          <w:p>
+            <w:r/>
+            <w:r>
+              <w:t>Active operator API key allowed to access the session.</w:t>
+            </w:r>
+          </w:p>
+        </w:tc>
+      </w:tr>
+      <w:tr>
+        <w:tc>
+          <w:tcPr>
+            <w:tcW w:type="dxa" w:w="2045"/>
+          </w:tcPr>
+          <w:p>
+            <w:r/>
+            <w:r>
+              <w:rPr>
+                <w:rFonts w:ascii="Consolas" w:hAnsi="Consolas"/>
+                <w:color w:val="224B78"/>
+                <w:sz w:val="18"/>
+              </w:rPr>
+              <w:t>Content-Type</w:t>
+            </w:r>
+          </w:p>
+        </w:tc>
+        <w:tc>
+          <w:tcPr>
+            <w:tcW w:type="dxa" w:w="2045"/>
+          </w:tcPr>
+          <w:p>
+            <w:r/>
+            <w:r>
+              <w:t>Header</w:t>
+            </w:r>
+          </w:p>
+        </w:tc>
+        <w:tc>
+          <w:tcPr>
+            <w:tcW w:type="dxa" w:w="2045"/>
+          </w:tcPr>
+          <w:p>
+            <w:r/>
+            <w:r>
+              <w:t>String</w:t>
+            </w:r>
+          </w:p>
+        </w:tc>
+        <w:tc>
+          <w:tcPr>
+            <w:tcW w:type="dxa" w:w="2045"/>
+          </w:tcPr>
+          <w:p>
+            <w:r/>
+            <w:r>
+              <w:t>Yes</w:t>
+            </w:r>
+          </w:p>
+        </w:tc>
+        <w:tc>
+          <w:tcPr>
+            <w:tcW w:type="dxa" w:w="2045"/>
+          </w:tcPr>
+          <w:p>
+            <w:r/>
+            <w:r>
+              <w:t xml:space="preserve">Must be </w:t>
+            </w:r>
+            <w:r>
+              <w:rPr>
+                <w:rFonts w:ascii="Consolas" w:hAnsi="Consolas"/>
+                <w:color w:val="224B78"/>
+                <w:sz w:val="18"/>
+              </w:rPr>
+              <w:t>application/json</w:t>
+            </w:r>
+            <w:r>
+              <w:t>.</w:t>
+            </w:r>
+          </w:p>
+        </w:tc>
+      </w:tr>
+      <w:tr>
+        <w:tc>
+          <w:tcPr>
+            <w:tcW w:type="dxa" w:w="2045"/>
+          </w:tcPr>
+          <w:p>
+            <w:r/>
+            <w:r>
+              <w:rPr>
+                <w:rFonts w:ascii="Consolas" w:hAnsi="Consolas"/>
+                <w:color w:val="224B78"/>
+                <w:sz w:val="18"/>
+              </w:rPr>
+              <w:t>groupIds</w:t>
+            </w:r>
+          </w:p>
+        </w:tc>
+        <w:tc>
+          <w:tcPr>
+            <w:tcW w:type="dxa" w:w="2045"/>
+          </w:tcPr>
+          <w:p>
+            <w:r/>
+            <w:r>
+              <w:t>JSON body</w:t>
+            </w:r>
+          </w:p>
+        </w:tc>
+        <w:tc>
+          <w:tcPr>
+            <w:tcW w:type="dxa" w:w="2045"/>
+          </w:tcPr>
+          <w:p>
+            <w:r/>
+            <w:r>
+              <w:t>String array</w:t>
+            </w:r>
+          </w:p>
+        </w:tc>
+        <w:tc>
+          <w:tcPr>
+            <w:tcW w:type="dxa" w:w="2045"/>
+          </w:tcPr>
+          <w:p>
+            <w:r/>
+            <w:r>
+              <w:t>Yes</w:t>
+            </w:r>
+          </w:p>
+        </w:tc>
+        <w:tc>
+          <w:tcPr>
+            <w:tcW w:type="dxa" w:w="2045"/>
+          </w:tcPr>
+          <w:p>
+            <w:r/>
+            <w:r>
+              <w:t xml:space="preserve">1–200 unique WhatsApp group IDs ending in </w:t>
+            </w:r>
+            <w:r>
+              <w:rPr>
+                <w:rFonts w:ascii="Consolas" w:hAnsi="Consolas"/>
+                <w:color w:val="224B78"/>
+                <w:sz w:val="18"/>
+              </w:rPr>
+              <w:t>@g.us</w:t>
+            </w:r>
+            <w:r>
+              <w:t>.</w:t>
+            </w:r>
+          </w:p>
+        </w:tc>
+      </w:tr>
+      <w:tr>
+        <w:tc>
+          <w:tcPr>
+            <w:tcW w:type="dxa" w:w="2045"/>
+          </w:tcPr>
+          <w:p>
+            <w:r/>
+            <w:r>
+              <w:rPr>
+                <w:rFonts w:ascii="Consolas" w:hAnsi="Consolas"/>
+                <w:color w:val="224B78"/>
+                <w:sz w:val="18"/>
+              </w:rPr>
+              <w:t>days</w:t>
+            </w:r>
+          </w:p>
+        </w:tc>
+        <w:tc>
+          <w:tcPr>
+            <w:tcW w:type="dxa" w:w="2045"/>
+          </w:tcPr>
+          <w:p>
+            <w:r/>
+            <w:r>
+              <w:t>JSON body</w:t>
+            </w:r>
+          </w:p>
+        </w:tc>
+        <w:tc>
+          <w:tcPr>
+            <w:tcW w:type="dxa" w:w="2045"/>
+          </w:tcPr>
+          <w:p>
+            <w:r/>
+            <w:r>
+              <w:t>Integer</w:t>
+            </w:r>
+          </w:p>
+        </w:tc>
+        <w:tc>
+          <w:tcPr>
+            <w:tcW w:type="dxa" w:w="2045"/>
+          </w:tcPr>
+          <w:p>
+            <w:r/>
+            <w:r>
+              <w:t>Yes</w:t>
+            </w:r>
+          </w:p>
+        </w:tc>
+        <w:tc>
+          <w:tcPr>
+            <w:tcW w:type="dxa" w:w="2045"/>
+          </w:tcPr>
+          <w:p>
+            <w:r/>
+            <w:r>
+              <w:t>Rolling analytics window from 1–90 days, ending at request time.</w:t>
+            </w:r>
+          </w:p>
+        </w:tc>
+      </w:tr>
+    </w:tbl>
+    <w:p/>
+    <w:p>
+      <w:pPr>
+        <w:pStyle w:val="Heading2"/>
+      </w:pPr>
+      <w:r>
+        <w:t>cURL example</w:t>
+      </w:r>
+    </w:p>
+    <w:p>
+      <w:pPr>
+        <w:pStyle w:val="NoSpacing"/>
+        <w:ind w:left="288" w:right="288"/>
+        <w:shd w:fill="F2F2F2"/>
+      </w:pPr>
+      <w:r>
+        <w:rPr>
+          <w:rFonts w:ascii="Consolas" w:hAnsi="Consolas"/>
+          <w:sz w:val="16"/>
+        </w:rPr>
+        <w:t>curl -X POST 'https://mcp.chimple.net/openwa/api/sessions/57c032a1-a20d-4849-aa6a-eaeac756883a/stats/groups' \</w:t>
+        <w:br/>
+        <w:t xml:space="preserve">  -H 'X-API-Key: YOUR_API_KEY' \</w:t>
+        <w:br/>
+        <w:t xml:space="preserve">  -H 'Content-Type: application/json' \</w:t>
+        <w:br/>
+        <w:t xml:space="preserve">  -d '{</w:t>
+        <w:br/>
+        <w:t xml:space="preserve">    "groupIds": [</w:t>
+        <w:br/>
+        <w:t xml:space="preserve">      "120363406850971874@g.us",</w:t>
+        <w:br/>
+        <w:t xml:space="preserve">      "120363000000000002@g.us"</w:t>
+        <w:br/>
+        <w:t xml:space="preserve">    ],</w:t>
+        <w:br/>
+        <w:t xml:space="preserve">    "days": 7</w:t>
+        <w:br/>
+        <w:t xml:space="preserve">  }'</w:t>
+      </w:r>
+    </w:p>
+    <w:p>
+      <w:r>
+        <w:t>The response includes:</w:t>
+      </w:r>
+    </w:p>
+    <w:p>
+      <w:pPr>
+        <w:pStyle w:val="ListBullet"/>
+      </w:pPr>
+      <w:r>
+        <w:rPr>
+          <w:rFonts w:ascii="Consolas" w:hAnsi="Consolas"/>
+          <w:color w:val="224B78"/>
+          <w:sz w:val="18"/>
+        </w:rPr>
+        <w:t>windowStart</w:t>
+      </w:r>
+      <w:r>
+        <w:t xml:space="preserve">, </w:t>
+      </w:r>
+      <w:r>
+        <w:rPr>
+          <w:rFonts w:ascii="Consolas" w:hAnsi="Consolas"/>
+          <w:color w:val="224B78"/>
+          <w:sz w:val="18"/>
+        </w:rPr>
+        <w:t>windowEnd</w:t>
+      </w:r>
+      <w:r>
+        <w:t xml:space="preserve">, and </w:t>
+      </w:r>
+      <w:r>
+        <w:rPr>
+          <w:rFonts w:ascii="Consolas" w:hAnsi="Consolas"/>
+          <w:color w:val="224B78"/>
+          <w:sz w:val="18"/>
+        </w:rPr>
+        <w:t>days</w:t>
+      </w:r>
+      <w:r>
+        <w:t>;</w:t>
+      </w:r>
+    </w:p>
+    <w:p>
+      <w:pPr>
+        <w:pStyle w:val="ListBullet"/>
+      </w:pPr>
+      <w:r>
+        <w:t xml:space="preserve">the normalized </w:t>
+      </w:r>
+      <w:r>
+        <w:rPr>
+          <w:rFonts w:ascii="Consolas" w:hAnsi="Consolas"/>
+          <w:color w:val="224B78"/>
+          <w:sz w:val="18"/>
+        </w:rPr>
+        <w:t>groupIds</w:t>
+      </w:r>
+      <w:r>
+        <w:t xml:space="preserve"> used by the query;</w:t>
+      </w:r>
+    </w:p>
+    <w:p>
+      <w:pPr>
+        <w:pStyle w:val="ListBullet"/>
+      </w:pPr>
+      <w:r>
+        <w:t>combined sent, received, interaction, delivery, read, and reaction counts;</w:t>
+      </w:r>
+    </w:p>
+    <w:p>
+      <w:pPr>
+        <w:pStyle w:val="ListBullet"/>
+      </w:pPr>
+      <w:r>
+        <w:t>hourly time-series data for one day, or daily data for longer ranges;</w:t>
+      </w:r>
+    </w:p>
+    <w:p>
+      <w:pPr>
+        <w:pStyle w:val="ListBullet"/>
+      </w:pPr>
+      <w:r>
+        <w:t>message-type analytics; and</w:t>
+      </w:r>
+    </w:p>
+    <w:p>
+      <w:pPr>
+        <w:pStyle w:val="ListBullet"/>
+      </w:pPr>
+      <w:r>
+        <w:t>per-group message, delivery, read, and reaction analytics.</w:t>
+      </w:r>
+    </w:p>
+    <w:p>
+      <w:r>
+        <w:t>The result is restricted to the session UUID in the URL. A session-scoped API key cannot use this</w:t>
+      </w:r>
+    </w:p>
+    <w:p>
+      <w:r>
+        <w:t>endpoint to read analytics from another login's WhatsApp session.</w:t>
+      </w:r>
+    </w:p>
+    <w:p>
+      <w:pPr>
+        <w:pStyle w:val="Heading1"/>
+      </w:pPr>
+      <w:r>
+        <w:t>9. Send messages to multiple groups with jitter</w:t>
       </w:r>
     </w:p>
     <w:p>
@@ -6774,7 +7367,7 @@
         <w:t>Check API</w:t>
       </w:r>
       <w:r>
-        <w:t xml:space="preserve"> button for these eight supported operations.</w:t>
+        <w:t xml:space="preserve"> button for these nine supported operations.</w:t>
       </w:r>
     </w:p>
     <w:sectPr>
